--- a/CURSOS/INNOVACION/LABORATORIOS/GTAL-S07-OMEDINA-2026-02.docx
+++ b/CURSOS/INNOVACION/LABORATORIOS/GTAL-S07-OMEDINA-2026-02.docx
@@ -284,7 +284,7 @@
                 <w:szCs w:val="24"/>
                 <w:lang w:val="es-419"/>
               </w:rPr>
-              <w:t>1.-</w:t>
+              <w:t>1.- Cary Bernal, Tomás Gabriel  (coordinador)</w:t>
             </w:r>
           </w:p>
         </w:tc>
@@ -332,7 +332,7 @@
                 <w:szCs w:val="24"/>
                 <w:lang w:val="es-419"/>
               </w:rPr>
-              <w:t>2.-</w:t>
+              <w:t>2.- Zela Contreras, Heidi Nicole</w:t>
             </w:r>
           </w:p>
         </w:tc>
@@ -380,7 +380,7 @@
                 <w:szCs w:val="24"/>
                 <w:lang w:val="es-419"/>
               </w:rPr>
-              <w:t>3.-</w:t>
+              <w:t>3.- Rosas Quispe, Pernel Sebastián</w:t>
             </w:r>
           </w:p>
         </w:tc>
@@ -428,7 +428,7 @@
                 <w:szCs w:val="24"/>
                 <w:lang w:val="es-419"/>
               </w:rPr>
-              <w:t>4.-</w:t>
+              <w:t>4.- Apaza Cano, Daniela Grecia</w:t>
             </w:r>
           </w:p>
         </w:tc>
@@ -639,6 +639,9 @@
                 <w:lang w:val="es-419"/>
               </w:rPr>
             </w:pPr>
+            <w:r>
+              <w:t>2026-02</w:t>
+            </w:r>
           </w:p>
         </w:tc>
         <w:tc>
@@ -1601,6 +1604,11 @@
                 <w:lang w:val="es-419"/>
               </w:rPr>
             </w:pPr>
+            <w:r>
+              <w:t>La etapa del problema. En un pitch de innovación la tentación es correr hacia la demo, pero si el jurado no cree el problema, la solución no tiene dónde apoyarse. Es además nuestra etapa con más respaldo: podemos citar textualmente a una docente diciendo “me siento a las 4 para hacer material y terminó a las 12”, con su marca de tiempo y su muestra declarada.</w:t>
+              <w:br/>
+              <w:t>Corolario de método: una cita verificada con su «n» convence más que un porcentaje grande sin fuente, y además resiste la pregunta del jurado.</w:t>
+            </w:r>
           </w:p>
         </w:tc>
       </w:tr>
@@ -1711,6 +1719,13 @@
                 <w:lang w:val="es-419"/>
               </w:rPr>
             </w:pPr>
+            <w:r>
+              <w:t>Decir el dato del problema sin exagerarlo. La plantilla invita a una cifra del tipo “los docentes peruanos dedican X horas a Y”, y nuestra evidencia no autoriza esa afirmación: son ~12 docentes de dos instituciones, con tiempos de autorreporte y no medidos.</w:t>
+              <w:br/>
+              <w:t>Se resolvió cambiando la forma del dato: en lugar de un porcentaje poblacional, una cita textual verificable más el tamaño de muestra explícito.</w:t>
+              <w:br/>
+              <w:t>Segunda dificultad: comprimir el factor diferencial. “Usamos IA” no diferencia nada, porque las docentes ya usan IA; hubo que encontrar la formulación corta de que el diferencial es el flujo integrado y anclado al currículo.</w:t>
+            </w:r>
           </w:p>
         </w:tc>
       </w:tr>
@@ -1782,49 +1797,49 @@
           <w:szCs w:val="24"/>
           <w:lang w:val="es-419"/>
         </w:rPr>
-        <w:t>1.-</w:t>
-      </w:r>
-    </w:p>
-    <w:p>
-      <w:pPr>
-        <w:rPr>
-          <w:b/>
-          <w:bCs/>
-          <w:sz w:val="24"/>
-          <w:szCs w:val="24"/>
-          <w:lang w:val="es-419"/>
-        </w:rPr>
-      </w:pPr>
-      <w:r>
-        <w:rPr>
-          <w:b/>
-          <w:bCs/>
-          <w:sz w:val="24"/>
-          <w:szCs w:val="24"/>
-          <w:lang w:val="es-419"/>
-        </w:rPr>
-        <w:t>2.-</w:t>
-      </w:r>
-    </w:p>
-    <w:p>
-      <w:pPr>
-        <w:rPr>
-          <w:b/>
-          <w:bCs/>
-          <w:sz w:val="24"/>
-          <w:szCs w:val="24"/>
-          <w:lang w:val="es-419"/>
-        </w:rPr>
-      </w:pPr>
-      <w:r>
-        <w:rPr>
-          <w:b/>
-          <w:bCs/>
-          <w:sz w:val="24"/>
-          <w:szCs w:val="24"/>
-          <w:lang w:val="es-419"/>
-        </w:rPr>
-        <w:t>3.-</w:t>
+        <w:t>La etapa decisiva del pitch es el problema, no la solución. El avance que mejor recibió atención fue el respaldado por una cita verificable, no el que mostraba más funcionalidad.</w:t>
+      </w:r>
+    </w:p>
+    <w:p>
+      <w:pPr>
+        <w:rPr>
+          <w:b/>
+          <w:bCs/>
+          <w:sz w:val="24"/>
+          <w:szCs w:val="24"/>
+          <w:lang w:val="es-419"/>
+        </w:rPr>
+      </w:pPr>
+      <w:r>
+        <w:rPr>
+          <w:b/>
+          <w:bCs/>
+          <w:sz w:val="24"/>
+          <w:szCs w:val="24"/>
+          <w:lang w:val="es-419"/>
+        </w:rPr>
+        <w:t>La honestidad estadística obligó a rediseñar la diapositiva del problema: sustituimos el porcentaje poblacional que pedía la plantilla por una cita textual con su tamaño de muestra declarado.</w:t>
+      </w:r>
+    </w:p>
+    <w:p>
+      <w:pPr>
+        <w:rPr>
+          <w:b/>
+          <w:bCs/>
+          <w:sz w:val="24"/>
+          <w:szCs w:val="24"/>
+          <w:lang w:val="es-419"/>
+        </w:rPr>
+      </w:pPr>
+      <w:r>
+        <w:rPr>
+          <w:b/>
+          <w:bCs/>
+          <w:sz w:val="24"/>
+          <w:szCs w:val="24"/>
+          <w:lang w:val="es-419"/>
+        </w:rPr>
+        <w:t>El formato de presentación rápida funciona como filtro de claridad: lo que no se puede explicar en el tiempo del pitch suele ser lo que el equipo aún no tiene resuelto. En nuestro caso dejó al descubierto que el modelo de negocio todavía no estaba trabajado.</w:t>
       </w:r>
     </w:p>
     <w:p>
@@ -2097,7 +2112,9 @@
                 <w:szCs w:val="24"/>
                 <w:lang w:val="es-419"/>
               </w:rPr>
-              <w:t>Resultados</w:t>
+              <w:t>Prompt utilizado para preparar el pitch:</w:t>
+              <w:br/>
+              <w:t>“Revisa este guion y marca toda afirmación que no pueda rastrearse a una fuente de nuestra evidencia. Para cada una propón una reformulación que diga lo mismo sin exceder lo que los datos permiten afirmar, e indica el tamaño de muestra que corresponde declarar.”</w:t>
             </w:r>
           </w:p>
         </w:tc>
